--- a/link_eshopworld/Documentation/eShopWorld_Global_Product_Returns_Prohibition.docx
+++ b/link_eshopworld/Documentation/eShopWorld_Global_Product_Returns_Prohibition.docx
@@ -283,7 +283,7 @@
                                     <w:sz w:val="20"/>
                                     <w:szCs w:val="20"/>
                                   </w:rPr>
-                                  <w:t>8</w:t>
+                                  <w:t>9</w:t>
                                 </w:r>
                               </w:p>
                               <w:p>
@@ -315,7 +315,14 @@
                                     <w:sz w:val="20"/>
                                     <w:szCs w:val="20"/>
                                   </w:rPr>
-                                  <w:t xml:space="preserve">September </w:t>
+                                  <w:t>October</w:t>
+                                </w:r>
+                                <w:r>
+                                  <w:rPr>
+                                    <w:sz w:val="20"/>
+                                    <w:szCs w:val="20"/>
+                                  </w:rPr>
+                                  <w:t xml:space="preserve"> </w:t>
                                 </w:r>
                                 <w:r>
                                   <w:rPr>
@@ -420,7 +427,7 @@
                               <w:sz w:val="20"/>
                               <w:szCs w:val="20"/>
                             </w:rPr>
-                            <w:t>8</w:t>
+                            <w:t>9</w:t>
                           </w:r>
                         </w:p>
                         <w:p>
@@ -452,7 +459,14 @@
                               <w:sz w:val="20"/>
                               <w:szCs w:val="20"/>
                             </w:rPr>
-                            <w:t xml:space="preserve">September </w:t>
+                            <w:t>October</w:t>
+                          </w:r>
+                          <w:r>
+                            <w:rPr>
+                              <w:sz w:val="20"/>
+                              <w:szCs w:val="20"/>
+                            </w:rPr>
+                            <w:t xml:space="preserve"> </w:t>
                           </w:r>
                           <w:r>
                             <w:rPr>
@@ -2197,7 +2211,25 @@
           <w:sz w:val="20"/>
           <w:szCs w:val="20"/>
         </w:rPr>
-        <w:t>Product and Catalogs </w:t>
+        <w:t xml:space="preserve">Product and </w:t>
+      </w:r>
+      <w:proofErr w:type="spellStart"/>
+      <w:r>
+        <w:rPr>
+          <w:rStyle w:val="Strong"/>
+          <w:sz w:val="20"/>
+          <w:szCs w:val="20"/>
+        </w:rPr>
+        <w:t>Catalogs</w:t>
+      </w:r>
+      <w:proofErr w:type="spellEnd"/>
+      <w:r>
+        <w:rPr>
+          <w:rStyle w:val="Strong"/>
+          <w:sz w:val="20"/>
+          <w:szCs w:val="20"/>
+        </w:rPr>
+        <w:t> </w:t>
       </w:r>
       <w:r>
         <w:rPr>
@@ -2463,7 +2495,23 @@
           <w:sz w:val="20"/>
           <w:szCs w:val="20"/>
         </w:rPr>
-        <w:t>Configure the Content asset with the ID available in the site metadata with ID esw-display-return-prohibited-message.</w:t>
+        <w:t xml:space="preserve">Configure the Content asset with the ID available in the site metadata with ID </w:t>
+      </w:r>
+      <w:proofErr w:type="spellStart"/>
+      <w:r>
+        <w:rPr>
+          <w:sz w:val="20"/>
+          <w:szCs w:val="20"/>
+        </w:rPr>
+        <w:t>esw</w:t>
+      </w:r>
+      <w:proofErr w:type="spellEnd"/>
+      <w:r>
+        <w:rPr>
+          <w:sz w:val="20"/>
+          <w:szCs w:val="20"/>
+        </w:rPr>
+        <w:t>-display-return-prohibited-message.</w:t>
       </w:r>
     </w:p>
     <w:p>
@@ -2495,7 +2543,7 @@
           <w:noProof/>
         </w:rPr>
         <w:drawing>
-          <wp:inline distT="0" distB="0" distL="0" distR="0" wp14:anchorId="21EB7336" wp14:editId="4669E9D3">
+          <wp:inline distT="0" distB="0" distL="0" distR="0" wp14:anchorId="21EB7336" wp14:editId="3F88F301">
             <wp:extent cx="5943600" cy="2546985"/>
             <wp:effectExtent l="0" t="0" r="0" b="5715"/>
             <wp:docPr id="13" name="Picture 13"/>
@@ -2912,6 +2960,7 @@
         </w:rPr>
         <w:t>After adding the non-returnable product to their cart, when the shopper redirects to the ESW checkout, the </w:t>
       </w:r>
+      <w:proofErr w:type="spellStart"/>
       <w:r>
         <w:rPr>
           <w:rStyle w:val="HTMLCode"/>
@@ -2920,6 +2969,7 @@
         </w:rPr>
         <w:t>isReturnProhibited</w:t>
       </w:r>
+      <w:proofErr w:type="spellEnd"/>
       <w:r>
         <w:rPr>
           <w:sz w:val="20"/>
@@ -3007,6 +3057,7 @@
         </w:rPr>
         <w:t>In this example, the striped silk tie is a return prohibited product line item, and </w:t>
       </w:r>
+      <w:proofErr w:type="spellStart"/>
       <w:r>
         <w:rPr>
           <w:rStyle w:val="HTMLCode"/>
@@ -3015,6 +3066,7 @@
         </w:rPr>
         <w:t>isReturnProhibited</w:t>
       </w:r>
+      <w:proofErr w:type="spellEnd"/>
       <w:r>
         <w:rPr>
           <w:sz w:val="20"/>
@@ -3187,8 +3239,18 @@
           <w:sz w:val="20"/>
           <w:szCs w:val="20"/>
         </w:rPr>
-        <w:t>Products and Catalogs</w:t>
-      </w:r>
+        <w:t xml:space="preserve">Products and </w:t>
+      </w:r>
+      <w:proofErr w:type="spellStart"/>
+      <w:r>
+        <w:rPr>
+          <w:rStyle w:val="Strong"/>
+          <w:sz w:val="20"/>
+          <w:szCs w:val="20"/>
+        </w:rPr>
+        <w:t>Catalogs</w:t>
+      </w:r>
+      <w:proofErr w:type="spellEnd"/>
       <w:r>
         <w:rPr>
           <w:sz w:val="20"/>
@@ -3452,6 +3514,7 @@
         </w:rPr>
         <w:t> and select </w:t>
       </w:r>
+      <w:proofErr w:type="spellStart"/>
       <w:r>
         <w:rPr>
           <w:rStyle w:val="Strong"/>
@@ -3460,6 +3523,7 @@
         </w:rPr>
         <w:t>eswProductReturnProhibitedCountries</w:t>
       </w:r>
+      <w:proofErr w:type="spellEnd"/>
       <w:r>
         <w:rPr>
           <w:sz w:val="20"/>
@@ -3564,7 +3628,23 @@
           <w:sz w:val="20"/>
           <w:szCs w:val="20"/>
         </w:rPr>
-        <w:t>Create an XML file with "Catalog-id", "product-id" and </w:t>
+        <w:t>Create an XML file with "</w:t>
+      </w:r>
+      <w:proofErr w:type="spellStart"/>
+      <w:r>
+        <w:rPr>
+          <w:sz w:val="20"/>
+          <w:szCs w:val="20"/>
+        </w:rPr>
+        <w:t>Catalog</w:t>
+      </w:r>
+      <w:proofErr w:type="spellEnd"/>
+      <w:r>
+        <w:rPr>
+          <w:sz w:val="20"/>
+          <w:szCs w:val="20"/>
+        </w:rPr>
+        <w:t>-id", "product-id" and </w:t>
       </w:r>
       <w:r>
         <w:rPr>
@@ -3623,8 +3703,18 @@
           <w:sz w:val="20"/>
           <w:szCs w:val="20"/>
         </w:rPr>
-        <w:t>Products and Catalogs</w:t>
-      </w:r>
+        <w:t xml:space="preserve">Products and </w:t>
+      </w:r>
+      <w:proofErr w:type="spellStart"/>
+      <w:r>
+        <w:rPr>
+          <w:rStyle w:val="Strong"/>
+          <w:sz w:val="20"/>
+          <w:szCs w:val="20"/>
+        </w:rPr>
+        <w:t>Catalogs</w:t>
+      </w:r>
+      <w:proofErr w:type="spellEnd"/>
       <w:r>
         <w:rPr>
           <w:sz w:val="20"/>
@@ -3770,6 +3860,7 @@
         </w:rPr>
         <w:t> under </w:t>
       </w:r>
+      <w:proofErr w:type="spellStart"/>
       <w:r>
         <w:rPr>
           <w:rStyle w:val="Strong"/>
@@ -3778,6 +3869,7 @@
         </w:rPr>
         <w:t>Catalogs</w:t>
       </w:r>
+      <w:proofErr w:type="spellEnd"/>
       <w:r>
         <w:rPr>
           <w:sz w:val="20"/>
@@ -3944,7 +4036,97 @@
           <w:sz w:val="20"/>
           <w:lang w:val="it-IT"/>
         </w:rPr>
-        <w:t>&lt;catalog xmlns="http://www.demandware.com/xml/impex/catalog/2006-10-31" catalog-id="apparel-catalog"&gt;</w:t>
+        <w:t>&lt;</w:t>
+      </w:r>
+      <w:proofErr w:type="spellStart"/>
+      <w:r>
+        <w:rPr>
+          <w:rFonts w:ascii="Arial" w:hAnsi="Arial" w:cs="Arial"/>
+          <w:sz w:val="20"/>
+          <w:lang w:val="it-IT"/>
+        </w:rPr>
+        <w:t>catalog</w:t>
+      </w:r>
+      <w:proofErr w:type="spellEnd"/>
+      <w:r>
+        <w:rPr>
+          <w:rFonts w:ascii="Arial" w:hAnsi="Arial" w:cs="Arial"/>
+          <w:sz w:val="20"/>
+          <w:lang w:val="it-IT"/>
+        </w:rPr>
+        <w:t xml:space="preserve"> xmlns="http://www.demandware.com/xml/</w:t>
+      </w:r>
+      <w:proofErr w:type="spellStart"/>
+      <w:r>
+        <w:rPr>
+          <w:rFonts w:ascii="Arial" w:hAnsi="Arial" w:cs="Arial"/>
+          <w:sz w:val="20"/>
+          <w:lang w:val="it-IT"/>
+        </w:rPr>
+        <w:t>impex</w:t>
+      </w:r>
+      <w:proofErr w:type="spellEnd"/>
+      <w:r>
+        <w:rPr>
+          <w:rFonts w:ascii="Arial" w:hAnsi="Arial" w:cs="Arial"/>
+          <w:sz w:val="20"/>
+          <w:lang w:val="it-IT"/>
+        </w:rPr>
+        <w:t>/</w:t>
+      </w:r>
+      <w:proofErr w:type="spellStart"/>
+      <w:r>
+        <w:rPr>
+          <w:rFonts w:ascii="Arial" w:hAnsi="Arial" w:cs="Arial"/>
+          <w:sz w:val="20"/>
+          <w:lang w:val="it-IT"/>
+        </w:rPr>
+        <w:t>catalog</w:t>
+      </w:r>
+      <w:proofErr w:type="spellEnd"/>
+      <w:r>
+        <w:rPr>
+          <w:rFonts w:ascii="Arial" w:hAnsi="Arial" w:cs="Arial"/>
+          <w:sz w:val="20"/>
+          <w:lang w:val="it-IT"/>
+        </w:rPr>
+        <w:t xml:space="preserve">/2006-10-31" </w:t>
+      </w:r>
+      <w:proofErr w:type="spellStart"/>
+      <w:r>
+        <w:rPr>
+          <w:rFonts w:ascii="Arial" w:hAnsi="Arial" w:cs="Arial"/>
+          <w:sz w:val="20"/>
+          <w:lang w:val="it-IT"/>
+        </w:rPr>
+        <w:t>catalog</w:t>
+      </w:r>
+      <w:proofErr w:type="spellEnd"/>
+      <w:r>
+        <w:rPr>
+          <w:rFonts w:ascii="Arial" w:hAnsi="Arial" w:cs="Arial"/>
+          <w:sz w:val="20"/>
+          <w:lang w:val="it-IT"/>
+        </w:rPr>
+        <w:t>-id="</w:t>
+      </w:r>
+      <w:proofErr w:type="spellStart"/>
+      <w:r>
+        <w:rPr>
+          <w:rFonts w:ascii="Arial" w:hAnsi="Arial" w:cs="Arial"/>
+          <w:sz w:val="20"/>
+          <w:lang w:val="it-IT"/>
+        </w:rPr>
+        <w:t>apparel-catalog</w:t>
+      </w:r>
+      <w:proofErr w:type="spellEnd"/>
+      <w:r>
+        <w:rPr>
+          <w:rFonts w:ascii="Arial" w:hAnsi="Arial" w:cs="Arial"/>
+          <w:sz w:val="20"/>
+          <w:lang w:val="it-IT"/>
+        </w:rPr>
+        <w:t>"&gt;</w:t>
       </w:r>
     </w:p>
     <w:p>
@@ -4000,7 +4182,23 @@
           <w:rFonts w:ascii="Arial" w:hAnsi="Arial" w:cs="Arial"/>
           <w:sz w:val="20"/>
         </w:rPr>
-        <w:t xml:space="preserve">         &lt;custom-attribute attribute-id="eswProductReturnProhibitedCountries"&gt;</w:t>
+        <w:t xml:space="preserve">         &lt;custom-attribute attribute-id="</w:t>
+      </w:r>
+      <w:proofErr w:type="spellStart"/>
+      <w:r>
+        <w:rPr>
+          <w:rFonts w:ascii="Arial" w:hAnsi="Arial" w:cs="Arial"/>
+          <w:sz w:val="20"/>
+        </w:rPr>
+        <w:t>eswProductReturnProhibitedCountries</w:t>
+      </w:r>
+      <w:proofErr w:type="spellEnd"/>
+      <w:r>
+        <w:rPr>
+          <w:rFonts w:ascii="Arial" w:hAnsi="Arial" w:cs="Arial"/>
+          <w:sz w:val="20"/>
+        </w:rPr>
+        <w:t>"&gt;</w:t>
       </w:r>
     </w:p>
     <w:p>
@@ -4128,7 +4326,23 @@
           <w:rFonts w:ascii="Arial" w:hAnsi="Arial" w:cs="Arial"/>
           <w:sz w:val="20"/>
         </w:rPr>
-        <w:t xml:space="preserve">         &lt;custom-attribute attribute-id="eswProductReturnProhibitedCountries"&gt;</w:t>
+        <w:t xml:space="preserve">         &lt;custom-attribute attribute-id="</w:t>
+      </w:r>
+      <w:proofErr w:type="spellStart"/>
+      <w:r>
+        <w:rPr>
+          <w:rFonts w:ascii="Arial" w:hAnsi="Arial" w:cs="Arial"/>
+          <w:sz w:val="20"/>
+        </w:rPr>
+        <w:t>eswProductReturnProhibitedCountries</w:t>
+      </w:r>
+      <w:proofErr w:type="spellEnd"/>
+      <w:r>
+        <w:rPr>
+          <w:rFonts w:ascii="Arial" w:hAnsi="Arial" w:cs="Arial"/>
+          <w:sz w:val="20"/>
+        </w:rPr>
+        <w:t>"&gt;</w:t>
       </w:r>
     </w:p>
     <w:p>
@@ -4208,7 +4422,23 @@
           <w:rFonts w:ascii="Arial" w:hAnsi="Arial" w:cs="Arial"/>
           <w:sz w:val="20"/>
         </w:rPr>
-        <w:t>&lt;/catalog&gt;</w:t>
+        <w:t>&lt;/</w:t>
+      </w:r>
+      <w:proofErr w:type="spellStart"/>
+      <w:r>
+        <w:rPr>
+          <w:rFonts w:ascii="Arial" w:hAnsi="Arial" w:cs="Arial"/>
+          <w:sz w:val="20"/>
+        </w:rPr>
+        <w:t>catalog</w:t>
+      </w:r>
+      <w:proofErr w:type="spellEnd"/>
+      <w:r>
+        <w:rPr>
+          <w:rFonts w:ascii="Arial" w:hAnsi="Arial" w:cs="Arial"/>
+          <w:sz w:val="20"/>
+        </w:rPr>
+        <w:t>&gt;</w:t>
       </w:r>
     </w:p>
     <w:sectPr>

--- a/link_eshopworld/Documentation/eShopWorld_Global_Product_Returns_Prohibition.docx
+++ b/link_eshopworld/Documentation/eShopWorld_Global_Product_Returns_Prohibition.docx
@@ -276,14 +276,14 @@
                                     <w:sz w:val="20"/>
                                     <w:szCs w:val="20"/>
                                   </w:rPr>
-                                  <w:t>: 4.</w:t>
+                                  <w:t xml:space="preserve">: </w:t>
                                 </w:r>
                                 <w:r>
                                   <w:rPr>
                                     <w:sz w:val="20"/>
                                     <w:szCs w:val="20"/>
                                   </w:rPr>
-                                  <w:t>9</w:t>
+                                  <w:t>5.0.0</w:t>
                                 </w:r>
                               </w:p>
                               <w:p>
@@ -315,7 +315,7 @@
                                     <w:sz w:val="20"/>
                                     <w:szCs w:val="20"/>
                                   </w:rPr>
-                                  <w:t>October</w:t>
+                                  <w:t>February</w:t>
                                 </w:r>
                                 <w:r>
                                   <w:rPr>
@@ -329,7 +329,14 @@
                                     <w:sz w:val="20"/>
                                     <w:szCs w:val="20"/>
                                   </w:rPr>
-                                  <w:t>2025</w:t>
+                                  <w:t>202</w:t>
+                                </w:r>
+                                <w:r>
+                                  <w:rPr>
+                                    <w:sz w:val="20"/>
+                                    <w:szCs w:val="20"/>
+                                  </w:rPr>
+                                  <w:t>6</w:t>
                                 </w:r>
                               </w:p>
                               <w:p>
@@ -355,7 +362,7 @@
                                     <w:sz w:val="20"/>
                                     <w:szCs w:val="20"/>
                                   </w:rPr>
-                                  <w:t>5</w:t>
+                                  <w:t>6</w:t>
                                 </w:r>
                                 <w:r>
                                   <w:rPr>
@@ -395,7 +402,11 @@
               </mc:Choice>
               <mc:Fallback>
                 <w:pict>
-                  <v:shape w14:anchorId="2EF6ED85" id="Text Box 233" o:spid="_x0000_s1027" type="#_x0000_t202" style="position:absolute;margin-left:-12.6pt;margin-top:562.8pt;width:545.15pt;height:99pt;z-index:251655680;visibility:visible;mso-wrap-style:square;mso-width-percent:0;mso-height-percent:0;mso-wrap-distance-left:9pt;mso-wrap-distance-top:0;mso-wrap-distance-right:9pt;mso-wrap-distance-bottom:0;mso-position-horizontal:absolute;mso-position-horizontal-relative:text;mso-position-vertical:absolute;mso-position-vertical-relative:text;mso-width-percent:0;mso-height-percent:0;mso-width-relative:margin;mso-height-relative:margin;v-text-anchor:top" o:gfxdata="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" filled="f" stroked="f" strokeweight=".5pt">
+                  <v:shapetype w14:anchorId="2EF6ED85" id="_x0000_t202" coordsize="21600,21600" o:spt="202" path="m,l,21600r21600,l21600,xe">
+                    <v:stroke joinstyle="miter"/>
+                    <v:path gradientshapeok="t" o:connecttype="rect"/>
+                  </v:shapetype>
+                  <v:shape id="Text Box 233" o:spid="_x0000_s1027" type="#_x0000_t202" style="position:absolute;margin-left:-12.6pt;margin-top:562.8pt;width:545.15pt;height:99pt;z-index:251655680;visibility:visible;mso-wrap-style:square;mso-width-percent:0;mso-height-percent:0;mso-wrap-distance-left:9pt;mso-wrap-distance-top:0;mso-wrap-distance-right:9pt;mso-wrap-distance-bottom:0;mso-position-horizontal:absolute;mso-position-horizontal-relative:text;mso-position-vertical:absolute;mso-position-vertical-relative:text;mso-width-percent:0;mso-height-percent:0;mso-width-relative:margin;mso-height-relative:margin;v-text-anchor:top" o:gfxdata="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" filled="f" stroked="f" strokeweight=".5pt">
                     <v:textbox>
                       <w:txbxContent>
                         <w:p>
@@ -420,14 +431,14 @@
                               <w:sz w:val="20"/>
                               <w:szCs w:val="20"/>
                             </w:rPr>
-                            <w:t>: 4.</w:t>
+                            <w:t xml:space="preserve">: </w:t>
                           </w:r>
                           <w:r>
                             <w:rPr>
                               <w:sz w:val="20"/>
                               <w:szCs w:val="20"/>
                             </w:rPr>
-                            <w:t>9</w:t>
+                            <w:t>5.0.0</w:t>
                           </w:r>
                         </w:p>
                         <w:p>
@@ -459,7 +470,7 @@
                               <w:sz w:val="20"/>
                               <w:szCs w:val="20"/>
                             </w:rPr>
-                            <w:t>October</w:t>
+                            <w:t>February</w:t>
                           </w:r>
                           <w:r>
                             <w:rPr>
@@ -473,7 +484,14 @@
                               <w:sz w:val="20"/>
                               <w:szCs w:val="20"/>
                             </w:rPr>
-                            <w:t>2025</w:t>
+                            <w:t>202</w:t>
+                          </w:r>
+                          <w:r>
+                            <w:rPr>
+                              <w:sz w:val="20"/>
+                              <w:szCs w:val="20"/>
+                            </w:rPr>
+                            <w:t>6</w:t>
                           </w:r>
                         </w:p>
                         <w:p>
@@ -499,7 +517,7 @@
                               <w:sz w:val="20"/>
                               <w:szCs w:val="20"/>
                             </w:rPr>
-                            <w:t>5</w:t>
+                            <w:t>6</w:t>
                           </w:r>
                           <w:r>
                             <w:rPr>
@@ -2211,25 +2229,7 @@
           <w:sz w:val="20"/>
           <w:szCs w:val="20"/>
         </w:rPr>
-        <w:t xml:space="preserve">Product and </w:t>
-      </w:r>
-      <w:proofErr w:type="spellStart"/>
-      <w:r>
-        <w:rPr>
-          <w:rStyle w:val="Strong"/>
-          <w:sz w:val="20"/>
-          <w:szCs w:val="20"/>
-        </w:rPr>
-        <w:t>Catalogs</w:t>
-      </w:r>
-      <w:proofErr w:type="spellEnd"/>
-      <w:r>
-        <w:rPr>
-          <w:rStyle w:val="Strong"/>
-          <w:sz w:val="20"/>
-          <w:szCs w:val="20"/>
-        </w:rPr>
-        <w:t> </w:t>
+        <w:t>Product and Catalogs </w:t>
       </w:r>
       <w:r>
         <w:rPr>
@@ -2495,23 +2495,7 @@
           <w:sz w:val="20"/>
           <w:szCs w:val="20"/>
         </w:rPr>
-        <w:t xml:space="preserve">Configure the Content asset with the ID available in the site metadata with ID </w:t>
-      </w:r>
-      <w:proofErr w:type="spellStart"/>
-      <w:r>
-        <w:rPr>
-          <w:sz w:val="20"/>
-          <w:szCs w:val="20"/>
-        </w:rPr>
-        <w:t>esw</w:t>
-      </w:r>
-      <w:proofErr w:type="spellEnd"/>
-      <w:r>
-        <w:rPr>
-          <w:sz w:val="20"/>
-          <w:szCs w:val="20"/>
-        </w:rPr>
-        <w:t>-display-return-prohibited-message.</w:t>
+        <w:t>Configure the Content asset with the ID available in the site metadata with ID esw-display-return-prohibited-message.</w:t>
       </w:r>
     </w:p>
     <w:p>
@@ -2543,7 +2527,7 @@
           <w:noProof/>
         </w:rPr>
         <w:drawing>
-          <wp:inline distT="0" distB="0" distL="0" distR="0" wp14:anchorId="21EB7336" wp14:editId="3F88F301">
+          <wp:inline distT="0" distB="0" distL="0" distR="0" wp14:anchorId="21EB7336" wp14:editId="7EF85B7D">
             <wp:extent cx="5943600" cy="2546985"/>
             <wp:effectExtent l="0" t="0" r="0" b="5715"/>
             <wp:docPr id="13" name="Picture 13"/>
@@ -2960,7 +2944,6 @@
         </w:rPr>
         <w:t>After adding the non-returnable product to their cart, when the shopper redirects to the ESW checkout, the </w:t>
       </w:r>
-      <w:proofErr w:type="spellStart"/>
       <w:r>
         <w:rPr>
           <w:rStyle w:val="HTMLCode"/>
@@ -2969,7 +2952,6 @@
         </w:rPr>
         <w:t>isReturnProhibited</w:t>
       </w:r>
-      <w:proofErr w:type="spellEnd"/>
       <w:r>
         <w:rPr>
           <w:sz w:val="20"/>
@@ -3057,7 +3039,6 @@
         </w:rPr>
         <w:t>In this example, the striped silk tie is a return prohibited product line item, and </w:t>
       </w:r>
-      <w:proofErr w:type="spellStart"/>
       <w:r>
         <w:rPr>
           <w:rStyle w:val="HTMLCode"/>
@@ -3066,7 +3047,6 @@
         </w:rPr>
         <w:t>isReturnProhibited</w:t>
       </w:r>
-      <w:proofErr w:type="spellEnd"/>
       <w:r>
         <w:rPr>
           <w:sz w:val="20"/>
@@ -3239,18 +3219,8 @@
           <w:sz w:val="20"/>
           <w:szCs w:val="20"/>
         </w:rPr>
-        <w:t xml:space="preserve">Products and </w:t>
-      </w:r>
-      <w:proofErr w:type="spellStart"/>
-      <w:r>
-        <w:rPr>
-          <w:rStyle w:val="Strong"/>
-          <w:sz w:val="20"/>
-          <w:szCs w:val="20"/>
-        </w:rPr>
-        <w:t>Catalogs</w:t>
-      </w:r>
-      <w:proofErr w:type="spellEnd"/>
+        <w:t>Products and Catalogs</w:t>
+      </w:r>
       <w:r>
         <w:rPr>
           <w:sz w:val="20"/>
@@ -3514,7 +3484,6 @@
         </w:rPr>
         <w:t> and select </w:t>
       </w:r>
-      <w:proofErr w:type="spellStart"/>
       <w:r>
         <w:rPr>
           <w:rStyle w:val="Strong"/>
@@ -3523,7 +3492,6 @@
         </w:rPr>
         <w:t>eswProductReturnProhibitedCountries</w:t>
       </w:r>
-      <w:proofErr w:type="spellEnd"/>
       <w:r>
         <w:rPr>
           <w:sz w:val="20"/>
@@ -3628,23 +3596,7 @@
           <w:sz w:val="20"/>
           <w:szCs w:val="20"/>
         </w:rPr>
-        <w:t>Create an XML file with "</w:t>
-      </w:r>
-      <w:proofErr w:type="spellStart"/>
-      <w:r>
-        <w:rPr>
-          <w:sz w:val="20"/>
-          <w:szCs w:val="20"/>
-        </w:rPr>
-        <w:t>Catalog</w:t>
-      </w:r>
-      <w:proofErr w:type="spellEnd"/>
-      <w:r>
-        <w:rPr>
-          <w:sz w:val="20"/>
-          <w:szCs w:val="20"/>
-        </w:rPr>
-        <w:t>-id", "product-id" and </w:t>
+        <w:t>Create an XML file with "Catalog-id", "product-id" and </w:t>
       </w:r>
       <w:r>
         <w:rPr>
@@ -3703,18 +3655,8 @@
           <w:sz w:val="20"/>
           <w:szCs w:val="20"/>
         </w:rPr>
-        <w:t xml:space="preserve">Products and </w:t>
-      </w:r>
-      <w:proofErr w:type="spellStart"/>
-      <w:r>
-        <w:rPr>
-          <w:rStyle w:val="Strong"/>
-          <w:sz w:val="20"/>
-          <w:szCs w:val="20"/>
-        </w:rPr>
-        <w:t>Catalogs</w:t>
-      </w:r>
-      <w:proofErr w:type="spellEnd"/>
+        <w:t>Products and Catalogs</w:t>
+      </w:r>
       <w:r>
         <w:rPr>
           <w:sz w:val="20"/>
@@ -3860,7 +3802,6 @@
         </w:rPr>
         <w:t> under </w:t>
       </w:r>
-      <w:proofErr w:type="spellStart"/>
       <w:r>
         <w:rPr>
           <w:rStyle w:val="Strong"/>
@@ -3869,7 +3810,6 @@
         </w:rPr>
         <w:t>Catalogs</w:t>
       </w:r>
-      <w:proofErr w:type="spellEnd"/>
       <w:r>
         <w:rPr>
           <w:sz w:val="20"/>
@@ -4036,97 +3976,31 @@
           <w:sz w:val="20"/>
           <w:lang w:val="it-IT"/>
         </w:rPr>
-        <w:t>&lt;</w:t>
-      </w:r>
-      <w:proofErr w:type="spellStart"/>
+        <w:t>&lt;catalog xmlns="http://www.demandware.com/xml/impex/catalog/2006-10-31" catalog-id="apparel-catalog"&gt;</w:t>
+      </w:r>
+    </w:p>
+    <w:p>
+      <w:pPr>
+        <w:pStyle w:val="HTMLPreformatted"/>
+        <w:rPr>
+          <w:rFonts w:ascii="Arial" w:hAnsi="Arial" w:cs="Arial"/>
+          <w:sz w:val="20"/>
+        </w:rPr>
+      </w:pPr>
       <w:r>
         <w:rPr>
           <w:rFonts w:ascii="Arial" w:hAnsi="Arial" w:cs="Arial"/>
           <w:sz w:val="20"/>
           <w:lang w:val="it-IT"/>
         </w:rPr>
-        <w:t>catalog</w:t>
-      </w:r>
-      <w:proofErr w:type="spellEnd"/>
-      <w:r>
-        <w:rPr>
-          <w:rFonts w:ascii="Arial" w:hAnsi="Arial" w:cs="Arial"/>
-          <w:sz w:val="20"/>
-          <w:lang w:val="it-IT"/>
-        </w:rPr>
-        <w:t xml:space="preserve"> xmlns="http://www.demandware.com/xml/</w:t>
-      </w:r>
-      <w:proofErr w:type="spellStart"/>
-      <w:r>
-        <w:rPr>
-          <w:rFonts w:ascii="Arial" w:hAnsi="Arial" w:cs="Arial"/>
-          <w:sz w:val="20"/>
-          <w:lang w:val="it-IT"/>
-        </w:rPr>
-        <w:t>impex</w:t>
-      </w:r>
-      <w:proofErr w:type="spellEnd"/>
-      <w:r>
-        <w:rPr>
-          <w:rFonts w:ascii="Arial" w:hAnsi="Arial" w:cs="Arial"/>
-          <w:sz w:val="20"/>
-          <w:lang w:val="it-IT"/>
-        </w:rPr>
-        <w:t>/</w:t>
-      </w:r>
-      <w:proofErr w:type="spellStart"/>
-      <w:r>
-        <w:rPr>
-          <w:rFonts w:ascii="Arial" w:hAnsi="Arial" w:cs="Arial"/>
-          <w:sz w:val="20"/>
-          <w:lang w:val="it-IT"/>
-        </w:rPr>
-        <w:t>catalog</w:t>
-      </w:r>
-      <w:proofErr w:type="spellEnd"/>
-      <w:r>
-        <w:rPr>
-          <w:rFonts w:ascii="Arial" w:hAnsi="Arial" w:cs="Arial"/>
-          <w:sz w:val="20"/>
-          <w:lang w:val="it-IT"/>
-        </w:rPr>
-        <w:t xml:space="preserve">/2006-10-31" </w:t>
-      </w:r>
-      <w:proofErr w:type="spellStart"/>
-      <w:r>
-        <w:rPr>
-          <w:rFonts w:ascii="Arial" w:hAnsi="Arial" w:cs="Arial"/>
-          <w:sz w:val="20"/>
-          <w:lang w:val="it-IT"/>
-        </w:rPr>
-        <w:t>catalog</w:t>
-      </w:r>
-      <w:proofErr w:type="spellEnd"/>
-      <w:r>
-        <w:rPr>
-          <w:rFonts w:ascii="Arial" w:hAnsi="Arial" w:cs="Arial"/>
-          <w:sz w:val="20"/>
-          <w:lang w:val="it-IT"/>
-        </w:rPr>
-        <w:t>-id="</w:t>
-      </w:r>
-      <w:proofErr w:type="spellStart"/>
-      <w:r>
-        <w:rPr>
-          <w:rFonts w:ascii="Arial" w:hAnsi="Arial" w:cs="Arial"/>
-          <w:sz w:val="20"/>
-          <w:lang w:val="it-IT"/>
-        </w:rPr>
-        <w:t>apparel-catalog</w:t>
-      </w:r>
-      <w:proofErr w:type="spellEnd"/>
-      <w:r>
-        <w:rPr>
-          <w:rFonts w:ascii="Arial" w:hAnsi="Arial" w:cs="Arial"/>
-          <w:sz w:val="20"/>
-          <w:lang w:val="it-IT"/>
-        </w:rPr>
-        <w:t>"&gt;</w:t>
+        <w:t xml:space="preserve">   </w:t>
+      </w:r>
+      <w:r>
+        <w:rPr>
+          <w:rFonts w:ascii="Arial" w:hAnsi="Arial" w:cs="Arial"/>
+          <w:sz w:val="20"/>
+        </w:rPr>
+        <w:t>&lt;product product-id="701642853695"&gt;</w:t>
       </w:r>
     </w:p>
     <w:p>
@@ -4141,16 +4015,8 @@
         <w:rPr>
           <w:rFonts w:ascii="Arial" w:hAnsi="Arial" w:cs="Arial"/>
           <w:sz w:val="20"/>
-          <w:lang w:val="it-IT"/>
-        </w:rPr>
-        <w:t xml:space="preserve">   </w:t>
-      </w:r>
-      <w:r>
-        <w:rPr>
-          <w:rFonts w:ascii="Arial" w:hAnsi="Arial" w:cs="Arial"/>
-          <w:sz w:val="20"/>
-        </w:rPr>
-        <w:t>&lt;product product-id="701642853695"&gt;</w:t>
+        </w:rPr>
+        <w:t xml:space="preserve">      &lt;custom-attributes&gt;</w:t>
       </w:r>
     </w:p>
     <w:p>
@@ -4166,6 +4032,118 @@
           <w:rFonts w:ascii="Arial" w:hAnsi="Arial" w:cs="Arial"/>
           <w:sz w:val="20"/>
         </w:rPr>
+        <w:t xml:space="preserve">         &lt;custom-attribute attribute-id="eswProductReturnProhibitedCountries"&gt;</w:t>
+      </w:r>
+    </w:p>
+    <w:p>
+      <w:pPr>
+        <w:pStyle w:val="HTMLPreformatted"/>
+        <w:rPr>
+          <w:rFonts w:ascii="Arial" w:hAnsi="Arial" w:cs="Arial"/>
+          <w:sz w:val="20"/>
+        </w:rPr>
+      </w:pPr>
+      <w:r>
+        <w:rPr>
+          <w:rFonts w:ascii="Arial" w:hAnsi="Arial" w:cs="Arial"/>
+          <w:sz w:val="20"/>
+        </w:rPr>
+        <w:t xml:space="preserve">            &lt;value&gt;FR&lt;/value&gt;</w:t>
+      </w:r>
+    </w:p>
+    <w:p>
+      <w:pPr>
+        <w:pStyle w:val="HTMLPreformatted"/>
+        <w:rPr>
+          <w:rFonts w:ascii="Arial" w:hAnsi="Arial" w:cs="Arial"/>
+          <w:sz w:val="20"/>
+        </w:rPr>
+      </w:pPr>
+      <w:r>
+        <w:rPr>
+          <w:rFonts w:ascii="Arial" w:hAnsi="Arial" w:cs="Arial"/>
+          <w:sz w:val="20"/>
+        </w:rPr>
+        <w:t xml:space="preserve">            &lt;value&gt;GB&lt;/value&gt;</w:t>
+      </w:r>
+    </w:p>
+    <w:p>
+      <w:pPr>
+        <w:pStyle w:val="HTMLPreformatted"/>
+        <w:rPr>
+          <w:rFonts w:ascii="Arial" w:hAnsi="Arial" w:cs="Arial"/>
+          <w:sz w:val="20"/>
+        </w:rPr>
+      </w:pPr>
+      <w:r>
+        <w:rPr>
+          <w:rFonts w:ascii="Arial" w:hAnsi="Arial" w:cs="Arial"/>
+          <w:sz w:val="20"/>
+        </w:rPr>
+        <w:t xml:space="preserve">         &lt;/custom-attribute&gt;</w:t>
+      </w:r>
+    </w:p>
+    <w:p>
+      <w:pPr>
+        <w:pStyle w:val="HTMLPreformatted"/>
+        <w:rPr>
+          <w:rFonts w:ascii="Arial" w:hAnsi="Arial" w:cs="Arial"/>
+          <w:sz w:val="20"/>
+        </w:rPr>
+      </w:pPr>
+      <w:r>
+        <w:rPr>
+          <w:rFonts w:ascii="Arial" w:hAnsi="Arial" w:cs="Arial"/>
+          <w:sz w:val="20"/>
+        </w:rPr>
+        <w:t xml:space="preserve">      &lt;/custom-attributes&gt;</w:t>
+      </w:r>
+    </w:p>
+    <w:p>
+      <w:pPr>
+        <w:pStyle w:val="HTMLPreformatted"/>
+        <w:rPr>
+          <w:rFonts w:ascii="Arial" w:hAnsi="Arial" w:cs="Arial"/>
+          <w:sz w:val="20"/>
+        </w:rPr>
+      </w:pPr>
+      <w:r>
+        <w:rPr>
+          <w:rFonts w:ascii="Arial" w:hAnsi="Arial" w:cs="Arial"/>
+          <w:sz w:val="20"/>
+        </w:rPr>
+        <w:t xml:space="preserve">   &lt;/product&gt;</w:t>
+      </w:r>
+    </w:p>
+    <w:p>
+      <w:pPr>
+        <w:pStyle w:val="HTMLPreformatted"/>
+        <w:rPr>
+          <w:rFonts w:ascii="Arial" w:hAnsi="Arial" w:cs="Arial"/>
+          <w:sz w:val="20"/>
+        </w:rPr>
+      </w:pPr>
+      <w:r>
+        <w:rPr>
+          <w:rFonts w:ascii="Arial" w:hAnsi="Arial" w:cs="Arial"/>
+          <w:sz w:val="20"/>
+        </w:rPr>
+        <w:t xml:space="preserve">   &lt;product product-id="701642853718"&gt;</w:t>
+      </w:r>
+    </w:p>
+    <w:p>
+      <w:pPr>
+        <w:pStyle w:val="HTMLPreformatted"/>
+        <w:rPr>
+          <w:rFonts w:ascii="Arial" w:hAnsi="Arial" w:cs="Arial"/>
+          <w:sz w:val="20"/>
+        </w:rPr>
+      </w:pPr>
+      <w:r>
+        <w:rPr>
+          <w:rFonts w:ascii="Arial" w:hAnsi="Arial" w:cs="Arial"/>
+          <w:sz w:val="20"/>
+        </w:rPr>
         <w:t xml:space="preserve">      &lt;custom-attributes&gt;</w:t>
       </w:r>
     </w:p>
@@ -4182,23 +4160,7 @@
           <w:rFonts w:ascii="Arial" w:hAnsi="Arial" w:cs="Arial"/>
           <w:sz w:val="20"/>
         </w:rPr>
-        <w:t xml:space="preserve">         &lt;custom-attribute attribute-id="</w:t>
-      </w:r>
-      <w:proofErr w:type="spellStart"/>
-      <w:r>
-        <w:rPr>
-          <w:rFonts w:ascii="Arial" w:hAnsi="Arial" w:cs="Arial"/>
-          <w:sz w:val="20"/>
-        </w:rPr>
-        <w:t>eswProductReturnProhibitedCountries</w:t>
-      </w:r>
-      <w:proofErr w:type="spellEnd"/>
-      <w:r>
-        <w:rPr>
-          <w:rFonts w:ascii="Arial" w:hAnsi="Arial" w:cs="Arial"/>
-          <w:sz w:val="20"/>
-        </w:rPr>
-        <w:t>"&gt;</w:t>
+        <w:t xml:space="preserve">         &lt;custom-attribute attribute-id="eswProductReturnProhibitedCountries"&gt;</w:t>
       </w:r>
     </w:p>
     <w:p>
@@ -4214,7 +4176,7 @@
           <w:rFonts w:ascii="Arial" w:hAnsi="Arial" w:cs="Arial"/>
           <w:sz w:val="20"/>
         </w:rPr>
-        <w:t xml:space="preserve">            &lt;value&gt;FR&lt;/value&gt;</w:t>
+        <w:t xml:space="preserve">            &lt;value&gt;All&lt;/value&gt;</w:t>
       </w:r>
     </w:p>
     <w:p>
@@ -4230,7 +4192,7 @@
           <w:rFonts w:ascii="Arial" w:hAnsi="Arial" w:cs="Arial"/>
           <w:sz w:val="20"/>
         </w:rPr>
-        <w:t xml:space="preserve">            &lt;value&gt;GB&lt;/value&gt;</w:t>
+        <w:t xml:space="preserve">         &lt;/custom-attribute&gt;</w:t>
       </w:r>
     </w:p>
     <w:p>
@@ -4246,7 +4208,7 @@
           <w:rFonts w:ascii="Arial" w:hAnsi="Arial" w:cs="Arial"/>
           <w:sz w:val="20"/>
         </w:rPr>
-        <w:t xml:space="preserve">         &lt;/custom-attribute&gt;</w:t>
+        <w:t xml:space="preserve">      &lt;/custom-attributes&gt;</w:t>
       </w:r>
     </w:p>
     <w:p>
@@ -4262,7 +4224,7 @@
           <w:rFonts w:ascii="Arial" w:hAnsi="Arial" w:cs="Arial"/>
           <w:sz w:val="20"/>
         </w:rPr>
-        <w:t xml:space="preserve">      &lt;/custom-attributes&gt;</w:t>
+        <w:t xml:space="preserve">   &lt;/product&gt;</w:t>
       </w:r>
     </w:p>
     <w:p>
@@ -4278,167 +4240,7 @@
           <w:rFonts w:ascii="Arial" w:hAnsi="Arial" w:cs="Arial"/>
           <w:sz w:val="20"/>
         </w:rPr>
-        <w:t xml:space="preserve">   &lt;/product&gt;</w:t>
-      </w:r>
-    </w:p>
-    <w:p>
-      <w:pPr>
-        <w:pStyle w:val="HTMLPreformatted"/>
-        <w:rPr>
-          <w:rFonts w:ascii="Arial" w:hAnsi="Arial" w:cs="Arial"/>
-          <w:sz w:val="20"/>
-        </w:rPr>
-      </w:pPr>
-      <w:r>
-        <w:rPr>
-          <w:rFonts w:ascii="Arial" w:hAnsi="Arial" w:cs="Arial"/>
-          <w:sz w:val="20"/>
-        </w:rPr>
-        <w:t xml:space="preserve">   &lt;product product-id="701642853718"&gt;</w:t>
-      </w:r>
-    </w:p>
-    <w:p>
-      <w:pPr>
-        <w:pStyle w:val="HTMLPreformatted"/>
-        <w:rPr>
-          <w:rFonts w:ascii="Arial" w:hAnsi="Arial" w:cs="Arial"/>
-          <w:sz w:val="20"/>
-        </w:rPr>
-      </w:pPr>
-      <w:r>
-        <w:rPr>
-          <w:rFonts w:ascii="Arial" w:hAnsi="Arial" w:cs="Arial"/>
-          <w:sz w:val="20"/>
-        </w:rPr>
-        <w:t xml:space="preserve">      &lt;custom-attributes&gt;</w:t>
-      </w:r>
-    </w:p>
-    <w:p>
-      <w:pPr>
-        <w:pStyle w:val="HTMLPreformatted"/>
-        <w:rPr>
-          <w:rFonts w:ascii="Arial" w:hAnsi="Arial" w:cs="Arial"/>
-          <w:sz w:val="20"/>
-        </w:rPr>
-      </w:pPr>
-      <w:r>
-        <w:rPr>
-          <w:rFonts w:ascii="Arial" w:hAnsi="Arial" w:cs="Arial"/>
-          <w:sz w:val="20"/>
-        </w:rPr>
-        <w:t xml:space="preserve">         &lt;custom-attribute attribute-id="</w:t>
-      </w:r>
-      <w:proofErr w:type="spellStart"/>
-      <w:r>
-        <w:rPr>
-          <w:rFonts w:ascii="Arial" w:hAnsi="Arial" w:cs="Arial"/>
-          <w:sz w:val="20"/>
-        </w:rPr>
-        <w:t>eswProductReturnProhibitedCountries</w:t>
-      </w:r>
-      <w:proofErr w:type="spellEnd"/>
-      <w:r>
-        <w:rPr>
-          <w:rFonts w:ascii="Arial" w:hAnsi="Arial" w:cs="Arial"/>
-          <w:sz w:val="20"/>
-        </w:rPr>
-        <w:t>"&gt;</w:t>
-      </w:r>
-    </w:p>
-    <w:p>
-      <w:pPr>
-        <w:pStyle w:val="HTMLPreformatted"/>
-        <w:rPr>
-          <w:rFonts w:ascii="Arial" w:hAnsi="Arial" w:cs="Arial"/>
-          <w:sz w:val="20"/>
-        </w:rPr>
-      </w:pPr>
-      <w:r>
-        <w:rPr>
-          <w:rFonts w:ascii="Arial" w:hAnsi="Arial" w:cs="Arial"/>
-          <w:sz w:val="20"/>
-        </w:rPr>
-        <w:t xml:space="preserve">            &lt;value&gt;All&lt;/value&gt;</w:t>
-      </w:r>
-    </w:p>
-    <w:p>
-      <w:pPr>
-        <w:pStyle w:val="HTMLPreformatted"/>
-        <w:rPr>
-          <w:rFonts w:ascii="Arial" w:hAnsi="Arial" w:cs="Arial"/>
-          <w:sz w:val="20"/>
-        </w:rPr>
-      </w:pPr>
-      <w:r>
-        <w:rPr>
-          <w:rFonts w:ascii="Arial" w:hAnsi="Arial" w:cs="Arial"/>
-          <w:sz w:val="20"/>
-        </w:rPr>
-        <w:t xml:space="preserve">         &lt;/custom-attribute&gt;</w:t>
-      </w:r>
-    </w:p>
-    <w:p>
-      <w:pPr>
-        <w:pStyle w:val="HTMLPreformatted"/>
-        <w:rPr>
-          <w:rFonts w:ascii="Arial" w:hAnsi="Arial" w:cs="Arial"/>
-          <w:sz w:val="20"/>
-        </w:rPr>
-      </w:pPr>
-      <w:r>
-        <w:rPr>
-          <w:rFonts w:ascii="Arial" w:hAnsi="Arial" w:cs="Arial"/>
-          <w:sz w:val="20"/>
-        </w:rPr>
-        <w:t xml:space="preserve">      &lt;/custom-attributes&gt;</w:t>
-      </w:r>
-    </w:p>
-    <w:p>
-      <w:pPr>
-        <w:pStyle w:val="HTMLPreformatted"/>
-        <w:rPr>
-          <w:rFonts w:ascii="Arial" w:hAnsi="Arial" w:cs="Arial"/>
-          <w:sz w:val="20"/>
-        </w:rPr>
-      </w:pPr>
-      <w:r>
-        <w:rPr>
-          <w:rFonts w:ascii="Arial" w:hAnsi="Arial" w:cs="Arial"/>
-          <w:sz w:val="20"/>
-        </w:rPr>
-        <w:t xml:space="preserve">   &lt;/product&gt;</w:t>
-      </w:r>
-    </w:p>
-    <w:p>
-      <w:pPr>
-        <w:pStyle w:val="HTMLPreformatted"/>
-        <w:rPr>
-          <w:rFonts w:ascii="Arial" w:hAnsi="Arial" w:cs="Arial"/>
-          <w:sz w:val="20"/>
-        </w:rPr>
-      </w:pPr>
-      <w:r>
-        <w:rPr>
-          <w:rFonts w:ascii="Arial" w:hAnsi="Arial" w:cs="Arial"/>
-          <w:sz w:val="20"/>
-        </w:rPr>
-        <w:t>&lt;/</w:t>
-      </w:r>
-      <w:proofErr w:type="spellStart"/>
-      <w:r>
-        <w:rPr>
-          <w:rFonts w:ascii="Arial" w:hAnsi="Arial" w:cs="Arial"/>
-          <w:sz w:val="20"/>
-        </w:rPr>
-        <w:t>catalog</w:t>
-      </w:r>
-      <w:proofErr w:type="spellEnd"/>
-      <w:r>
-        <w:rPr>
-          <w:rFonts w:ascii="Arial" w:hAnsi="Arial" w:cs="Arial"/>
-          <w:sz w:val="20"/>
-        </w:rPr>
-        <w:t>&gt;</w:t>
+        <w:t>&lt;/catalog&gt;</w:t>
       </w:r>
     </w:p>
     <w:sectPr>
@@ -5552,6 +5354,7 @@
   <w:style w:type="character" w:default="1" w:styleId="DefaultParagraphFont">
     <w:name w:val="Default Paragraph Font"/>
     <w:uiPriority w:val="1"/>
+    <w:semiHidden/>
     <w:unhideWhenUsed/>
   </w:style>
   <w:style w:type="table" w:default="1" w:styleId="TableNormal">

--- a/link_eshopworld/Documentation/eShopWorld_Global_Product_Returns_Prohibition.docx
+++ b/link_eshopworld/Documentation/eShopWorld_Global_Product_Returns_Prohibition.docx
@@ -276,21 +276,14 @@
                                     <w:sz w:val="20"/>
                                     <w:szCs w:val="20"/>
                                   </w:rPr>
-                                  <w:t>: 4.</w:t>
+                                  <w:t xml:space="preserve">: </w:t>
                                 </w:r>
                                 <w:r>
                                   <w:rPr>
                                     <w:sz w:val="20"/>
                                     <w:szCs w:val="20"/>
                                   </w:rPr>
-                                  <w:t>7</w:t>
-                                </w:r>
-                                <w:r>
-                                  <w:rPr>
-                                    <w:sz w:val="20"/>
-                                    <w:szCs w:val="20"/>
-                                  </w:rPr>
-                                  <w:t>.1</w:t>
+                                  <w:t>5.0.0</w:t>
                                 </w:r>
                               </w:p>
                               <w:p>
@@ -322,14 +315,28 @@
                                     <w:sz w:val="20"/>
                                     <w:szCs w:val="20"/>
                                   </w:rPr>
-                                  <w:t>July</w:t>
+                                  <w:t>February</w:t>
                                 </w:r>
                                 <w:r>
                                   <w:rPr>
                                     <w:sz w:val="20"/>
                                     <w:szCs w:val="20"/>
                                   </w:rPr>
-                                  <w:t xml:space="preserve"> 2025</w:t>
+                                  <w:t xml:space="preserve"> </w:t>
+                                </w:r>
+                                <w:r>
+                                  <w:rPr>
+                                    <w:sz w:val="20"/>
+                                    <w:szCs w:val="20"/>
+                                  </w:rPr>
+                                  <w:t>202</w:t>
+                                </w:r>
+                                <w:r>
+                                  <w:rPr>
+                                    <w:sz w:val="20"/>
+                                    <w:szCs w:val="20"/>
+                                  </w:rPr>
+                                  <w:t>6</w:t>
                                 </w:r>
                               </w:p>
                               <w:p>
@@ -355,7 +362,7 @@
                                     <w:sz w:val="20"/>
                                     <w:szCs w:val="20"/>
                                   </w:rPr>
-                                  <w:t>5</w:t>
+                                  <w:t>6</w:t>
                                 </w:r>
                                 <w:r>
                                   <w:rPr>
@@ -395,7 +402,11 @@
               </mc:Choice>
               <mc:Fallback>
                 <w:pict>
-                  <v:shape w14:anchorId="2EF6ED85" id="Text Box 233" o:spid="_x0000_s1027" type="#_x0000_t202" style="position:absolute;margin-left:-12.6pt;margin-top:562.8pt;width:545.15pt;height:99pt;z-index:251655680;visibility:visible;mso-wrap-style:square;mso-width-percent:0;mso-height-percent:0;mso-wrap-distance-left:9pt;mso-wrap-distance-top:0;mso-wrap-distance-right:9pt;mso-wrap-distance-bottom:0;mso-position-horizontal:absolute;mso-position-horizontal-relative:text;mso-position-vertical:absolute;mso-position-vertical-relative:text;mso-width-percent:0;mso-height-percent:0;mso-width-relative:margin;mso-height-relative:margin;v-text-anchor:top" o:gfxdata="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" filled="f" stroked="f" strokeweight=".5pt">
+                  <v:shapetype w14:anchorId="2EF6ED85" id="_x0000_t202" coordsize="21600,21600" o:spt="202" path="m,l,21600r21600,l21600,xe">
+                    <v:stroke joinstyle="miter"/>
+                    <v:path gradientshapeok="t" o:connecttype="rect"/>
+                  </v:shapetype>
+                  <v:shape id="Text Box 233" o:spid="_x0000_s1027" type="#_x0000_t202" style="position:absolute;margin-left:-12.6pt;margin-top:562.8pt;width:545.15pt;height:99pt;z-index:251655680;visibility:visible;mso-wrap-style:square;mso-width-percent:0;mso-height-percent:0;mso-wrap-distance-left:9pt;mso-wrap-distance-top:0;mso-wrap-distance-right:9pt;mso-wrap-distance-bottom:0;mso-position-horizontal:absolute;mso-position-horizontal-relative:text;mso-position-vertical:absolute;mso-position-vertical-relative:text;mso-width-percent:0;mso-height-percent:0;mso-width-relative:margin;mso-height-relative:margin;v-text-anchor:top" o:gfxdata="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" filled="f" stroked="f" strokeweight=".5pt">
                     <v:textbox>
                       <w:txbxContent>
                         <w:p>
@@ -420,21 +431,14 @@
                               <w:sz w:val="20"/>
                               <w:szCs w:val="20"/>
                             </w:rPr>
-                            <w:t>: 4.</w:t>
+                            <w:t xml:space="preserve">: </w:t>
                           </w:r>
                           <w:r>
                             <w:rPr>
                               <w:sz w:val="20"/>
                               <w:szCs w:val="20"/>
                             </w:rPr>
-                            <w:t>7</w:t>
-                          </w:r>
-                          <w:r>
-                            <w:rPr>
-                              <w:sz w:val="20"/>
-                              <w:szCs w:val="20"/>
-                            </w:rPr>
-                            <w:t>.1</w:t>
+                            <w:t>5.0.0</w:t>
                           </w:r>
                         </w:p>
                         <w:p>
@@ -466,14 +470,28 @@
                               <w:sz w:val="20"/>
                               <w:szCs w:val="20"/>
                             </w:rPr>
-                            <w:t>July</w:t>
+                            <w:t>February</w:t>
                           </w:r>
                           <w:r>
                             <w:rPr>
                               <w:sz w:val="20"/>
                               <w:szCs w:val="20"/>
                             </w:rPr>
-                            <w:t xml:space="preserve"> 2025</w:t>
+                            <w:t xml:space="preserve"> </w:t>
+                          </w:r>
+                          <w:r>
+                            <w:rPr>
+                              <w:sz w:val="20"/>
+                              <w:szCs w:val="20"/>
+                            </w:rPr>
+                            <w:t>202</w:t>
+                          </w:r>
+                          <w:r>
+                            <w:rPr>
+                              <w:sz w:val="20"/>
+                              <w:szCs w:val="20"/>
+                            </w:rPr>
+                            <w:t>6</w:t>
                           </w:r>
                         </w:p>
                         <w:p>
@@ -499,7 +517,7 @@
                               <w:sz w:val="20"/>
                               <w:szCs w:val="20"/>
                             </w:rPr>
-                            <w:t>5</w:t>
+                            <w:t>6</w:t>
                           </w:r>
                           <w:r>
                             <w:rPr>
@@ -2509,7 +2527,7 @@
           <w:noProof/>
         </w:rPr>
         <w:drawing>
-          <wp:inline distT="0" distB="0" distL="0" distR="0" wp14:anchorId="21EB7336" wp14:editId="3049BCAC">
+          <wp:inline distT="0" distB="0" distL="0" distR="0" wp14:anchorId="21EB7336" wp14:editId="7EF85B7D">
             <wp:extent cx="5943600" cy="2546985"/>
             <wp:effectExtent l="0" t="0" r="0" b="5715"/>
             <wp:docPr id="13" name="Picture 13"/>

--- a/link_eshopworld/Documentation/eShopWorld_Global_Product_Returns_Prohibition.docx
+++ b/link_eshopworld/Documentation/eShopWorld_Global_Product_Returns_Prohibition.docx
@@ -283,7 +283,21 @@
                                     <w:sz w:val="20"/>
                                     <w:szCs w:val="20"/>
                                   </w:rPr>
-                                  <w:t>5.0.0</w:t>
+                                  <w:t>5.</w:t>
+                                </w:r>
+                                <w:r>
+                                  <w:rPr>
+                                    <w:sz w:val="20"/>
+                                    <w:szCs w:val="20"/>
+                                  </w:rPr>
+                                  <w:t>1</w:t>
+                                </w:r>
+                                <w:r>
+                                  <w:rPr>
+                                    <w:sz w:val="20"/>
+                                    <w:szCs w:val="20"/>
+                                  </w:rPr>
+                                  <w:t>.0</w:t>
                                 </w:r>
                               </w:p>
                               <w:p>
@@ -315,7 +329,7 @@
                                     <w:sz w:val="20"/>
                                     <w:szCs w:val="20"/>
                                   </w:rPr>
-                                  <w:t>February</w:t>
+                                  <w:t>May</w:t>
                                 </w:r>
                                 <w:r>
                                   <w:rPr>
@@ -402,11 +416,7 @@
               </mc:Choice>
               <mc:Fallback>
                 <w:pict>
-                  <v:shapetype w14:anchorId="2EF6ED85" id="_x0000_t202" coordsize="21600,21600" o:spt="202" path="m,l,21600r21600,l21600,xe">
-                    <v:stroke joinstyle="miter"/>
-                    <v:path gradientshapeok="t" o:connecttype="rect"/>
-                  </v:shapetype>
-                  <v:shape id="Text Box 233" o:spid="_x0000_s1027" type="#_x0000_t202" style="position:absolute;margin-left:-12.6pt;margin-top:562.8pt;width:545.15pt;height:99pt;z-index:251655680;visibility:visible;mso-wrap-style:square;mso-width-percent:0;mso-height-percent:0;mso-wrap-distance-left:9pt;mso-wrap-distance-top:0;mso-wrap-distance-right:9pt;mso-wrap-distance-bottom:0;mso-position-horizontal:absolute;mso-position-horizontal-relative:text;mso-position-vertical:absolute;mso-position-vertical-relative:text;mso-width-percent:0;mso-height-percent:0;mso-width-relative:margin;mso-height-relative:margin;v-text-anchor:top" o:gfxdata="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" filled="f" stroked="f" strokeweight=".5pt">
+                  <v:shape w14:anchorId="2EF6ED85" id="Text Box 233" o:spid="_x0000_s1027" type="#_x0000_t202" style="position:absolute;margin-left:-12.6pt;margin-top:562.8pt;width:545.15pt;height:99pt;z-index:251655680;visibility:visible;mso-wrap-style:square;mso-width-percent:0;mso-height-percent:0;mso-wrap-distance-left:9pt;mso-wrap-distance-top:0;mso-wrap-distance-right:9pt;mso-wrap-distance-bottom:0;mso-position-horizontal:absolute;mso-position-horizontal-relative:text;mso-position-vertical:absolute;mso-position-vertical-relative:text;mso-width-percent:0;mso-height-percent:0;mso-width-relative:margin;mso-height-relative:margin;v-text-anchor:top" o:gfxdata="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" filled="f" stroked="f" strokeweight=".5pt">
                     <v:textbox>
                       <w:txbxContent>
                         <w:p>
@@ -438,7 +448,21 @@
                               <w:sz w:val="20"/>
                               <w:szCs w:val="20"/>
                             </w:rPr>
-                            <w:t>5.0.0</w:t>
+                            <w:t>5.</w:t>
+                          </w:r>
+                          <w:r>
+                            <w:rPr>
+                              <w:sz w:val="20"/>
+                              <w:szCs w:val="20"/>
+                            </w:rPr>
+                            <w:t>1</w:t>
+                          </w:r>
+                          <w:r>
+                            <w:rPr>
+                              <w:sz w:val="20"/>
+                              <w:szCs w:val="20"/>
+                            </w:rPr>
+                            <w:t>.0</w:t>
                           </w:r>
                         </w:p>
                         <w:p>
@@ -470,7 +494,7 @@
                               <w:sz w:val="20"/>
                               <w:szCs w:val="20"/>
                             </w:rPr>
-                            <w:t>February</w:t>
+                            <w:t>May</w:t>
                           </w:r>
                           <w:r>
                             <w:rPr>
@@ -2527,7 +2551,7 @@
           <w:noProof/>
         </w:rPr>
         <w:drawing>
-          <wp:inline distT="0" distB="0" distL="0" distR="0" wp14:anchorId="21EB7336" wp14:editId="7EF85B7D">
+          <wp:inline distT="0" distB="0" distL="0" distR="0" wp14:anchorId="21EB7336" wp14:editId="382C2AA8">
             <wp:extent cx="5943600" cy="2546985"/>
             <wp:effectExtent l="0" t="0" r="0" b="5715"/>
             <wp:docPr id="13" name="Picture 13"/>

--- a/link_eshopworld/Documentation/eShopWorld_Global_Product_Returns_Prohibition.docx
+++ b/link_eshopworld/Documentation/eShopWorld_Global_Product_Returns_Prohibition.docx
@@ -297,7 +297,14 @@
                                     <w:sz w:val="20"/>
                                     <w:szCs w:val="20"/>
                                   </w:rPr>
-                                  <w:t>.0</w:t>
+                                  <w:t>.</w:t>
+                                </w:r>
+                                <w:r>
+                                  <w:rPr>
+                                    <w:sz w:val="20"/>
+                                    <w:szCs w:val="20"/>
+                                  </w:rPr>
+                                  <w:t>1</w:t>
                                 </w:r>
                               </w:p>
                               <w:p>
@@ -329,7 +336,7 @@
                                     <w:sz w:val="20"/>
                                     <w:szCs w:val="20"/>
                                   </w:rPr>
-                                  <w:t>May</w:t>
+                                  <w:t>June</w:t>
                                 </w:r>
                                 <w:r>
                                   <w:rPr>
@@ -462,7 +469,14 @@
                               <w:sz w:val="20"/>
                               <w:szCs w:val="20"/>
                             </w:rPr>
-                            <w:t>.0</w:t>
+                            <w:t>.</w:t>
+                          </w:r>
+                          <w:r>
+                            <w:rPr>
+                              <w:sz w:val="20"/>
+                              <w:szCs w:val="20"/>
+                            </w:rPr>
+                            <w:t>1</w:t>
                           </w:r>
                         </w:p>
                         <w:p>
@@ -494,7 +508,7 @@
                               <w:sz w:val="20"/>
                               <w:szCs w:val="20"/>
                             </w:rPr>
-                            <w:t>May</w:t>
+                            <w:t>June</w:t>
                           </w:r>
                           <w:r>
                             <w:rPr>
@@ -2551,7 +2565,7 @@
           <w:noProof/>
         </w:rPr>
         <w:drawing>
-          <wp:inline distT="0" distB="0" distL="0" distR="0" wp14:anchorId="21EB7336" wp14:editId="382C2AA8">
+          <wp:inline distT="0" distB="0" distL="0" distR="0" wp14:anchorId="21EB7336" wp14:editId="1ED05001">
             <wp:extent cx="5943600" cy="2546985"/>
             <wp:effectExtent l="0" t="0" r="0" b="5715"/>
             <wp:docPr id="13" name="Picture 13"/>

--- a/link_eshopworld/Documentation/eShopWorld_Global_Product_Returns_Prohibition.docx
+++ b/link_eshopworld/Documentation/eShopWorld_Global_Product_Returns_Prohibition.docx
@@ -283,7 +283,28 @@
                                     <w:sz w:val="20"/>
                                     <w:szCs w:val="20"/>
                                   </w:rPr>
-                                  <w:t>5.0.0</w:t>
+                                  <w:t>5.</w:t>
+                                </w:r>
+                                <w:r>
+                                  <w:rPr>
+                                    <w:sz w:val="20"/>
+                                    <w:szCs w:val="20"/>
+                                  </w:rPr>
+                                  <w:t>1</w:t>
+                                </w:r>
+                                <w:r>
+                                  <w:rPr>
+                                    <w:sz w:val="20"/>
+                                    <w:szCs w:val="20"/>
+                                  </w:rPr>
+                                  <w:t>.</w:t>
+                                </w:r>
+                                <w:r>
+                                  <w:rPr>
+                                    <w:sz w:val="20"/>
+                                    <w:szCs w:val="20"/>
+                                  </w:rPr>
+                                  <w:t>1</w:t>
                                 </w:r>
                               </w:p>
                               <w:p>
@@ -315,7 +336,7 @@
                                     <w:sz w:val="20"/>
                                     <w:szCs w:val="20"/>
                                   </w:rPr>
-                                  <w:t>February</w:t>
+                                  <w:t>June</w:t>
                                 </w:r>
                                 <w:r>
                                   <w:rPr>
@@ -402,11 +423,7 @@
               </mc:Choice>
               <mc:Fallback>
                 <w:pict>
-                  <v:shapetype w14:anchorId="2EF6ED85" id="_x0000_t202" coordsize="21600,21600" o:spt="202" path="m,l,21600r21600,l21600,xe">
-                    <v:stroke joinstyle="miter"/>
-                    <v:path gradientshapeok="t" o:connecttype="rect"/>
-                  </v:shapetype>
-                  <v:shape id="Text Box 233" o:spid="_x0000_s1027" type="#_x0000_t202" style="position:absolute;margin-left:-12.6pt;margin-top:562.8pt;width:545.15pt;height:99pt;z-index:251655680;visibility:visible;mso-wrap-style:square;mso-width-percent:0;mso-height-percent:0;mso-wrap-distance-left:9pt;mso-wrap-distance-top:0;mso-wrap-distance-right:9pt;mso-wrap-distance-bottom:0;mso-position-horizontal:absolute;mso-position-horizontal-relative:text;mso-position-vertical:absolute;mso-position-vertical-relative:text;mso-width-percent:0;mso-height-percent:0;mso-width-relative:margin;mso-height-relative:margin;v-text-anchor:top" o:gfxdata="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" filled="f" stroked="f" strokeweight=".5pt">
+                  <v:shape w14:anchorId="2EF6ED85" id="Text Box 233" o:spid="_x0000_s1027" type="#_x0000_t202" style="position:absolute;margin-left:-12.6pt;margin-top:562.8pt;width:545.15pt;height:99pt;z-index:251655680;visibility:visible;mso-wrap-style:square;mso-width-percent:0;mso-height-percent:0;mso-wrap-distance-left:9pt;mso-wrap-distance-top:0;mso-wrap-distance-right:9pt;mso-wrap-distance-bottom:0;mso-position-horizontal:absolute;mso-position-horizontal-relative:text;mso-position-vertical:absolute;mso-position-vertical-relative:text;mso-width-percent:0;mso-height-percent:0;mso-width-relative:margin;mso-height-relative:margin;v-text-anchor:top" o:gfxdata="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" filled="f" stroked="f" strokeweight=".5pt">
                     <v:textbox>
                       <w:txbxContent>
                         <w:p>
@@ -438,7 +455,28 @@
                               <w:sz w:val="20"/>
                               <w:szCs w:val="20"/>
                             </w:rPr>
-                            <w:t>5.0.0</w:t>
+                            <w:t>5.</w:t>
+                          </w:r>
+                          <w:r>
+                            <w:rPr>
+                              <w:sz w:val="20"/>
+                              <w:szCs w:val="20"/>
+                            </w:rPr>
+                            <w:t>1</w:t>
+                          </w:r>
+                          <w:r>
+                            <w:rPr>
+                              <w:sz w:val="20"/>
+                              <w:szCs w:val="20"/>
+                            </w:rPr>
+                            <w:t>.</w:t>
+                          </w:r>
+                          <w:r>
+                            <w:rPr>
+                              <w:sz w:val="20"/>
+                              <w:szCs w:val="20"/>
+                            </w:rPr>
+                            <w:t>1</w:t>
                           </w:r>
                         </w:p>
                         <w:p>
@@ -470,7 +508,7 @@
                               <w:sz w:val="20"/>
                               <w:szCs w:val="20"/>
                             </w:rPr>
-                            <w:t>February</w:t>
+                            <w:t>June</w:t>
                           </w:r>
                           <w:r>
                             <w:rPr>
@@ -2527,7 +2565,7 @@
           <w:noProof/>
         </w:rPr>
         <w:drawing>
-          <wp:inline distT="0" distB="0" distL="0" distR="0" wp14:anchorId="21EB7336" wp14:editId="7EF85B7D">
+          <wp:inline distT="0" distB="0" distL="0" distR="0" wp14:anchorId="21EB7336" wp14:editId="1ED05001">
             <wp:extent cx="5943600" cy="2546985"/>
             <wp:effectExtent l="0" t="0" r="0" b="5715"/>
             <wp:docPr id="13" name="Picture 13"/>
